--- a/02-merfoldko.docx
+++ b/02-merfoldko.docx
@@ -1,6 +1,6 @@
 
 <file path=word/document.xml><?xml version="1.0" encoding="utf-8"?>
-<w:document xmlns:wpc="http://schemas.microsoft.com/office/word/2010/wordprocessingCanvas" xmlns:cx="http://schemas.microsoft.com/office/drawing/2014/chartex" xmlns:cx1="http://schemas.microsoft.com/office/drawing/2015/9/8/chartex" xmlns:cx2="http://schemas.microsoft.com/office/drawing/2015/10/21/chartex" xmlns:cx3="http://schemas.microsoft.com/office/drawing/2016/5/9/chartex" xmlns:cx4="http://schemas.microsoft.com/office/drawing/2016/5/10/chartex" xmlns:cx5="http://schemas.microsoft.com/office/drawing/2016/5/11/chartex" xmlns:cx6="http://schemas.microsoft.com/office/drawing/2016/5/12/chartex" xmlns:cx7="http://schemas.microsoft.com/office/drawing/2016/5/13/chartex" xmlns:cx8="http://schemas.microsoft.com/office/drawing/2016/5/14/chartex" xmlns:mc="http://schemas.openxmlformats.org/markup-compatibility/2006" xmlns:aink="http://schemas.microsoft.com/office/drawing/2016/ink" xmlns:am3d="http://schemas.microsoft.com/office/drawing/2017/model3d" xmlns:o="urn:schemas-microsoft-com:office:office" xmlns:r="http://schemas.openxmlformats.org/officeDocument/2006/relationships" xmlns:m="http://schemas.openxmlformats.org/officeDocument/2006/math" xmlns:v="urn:schemas-microsoft-com:vml" xmlns:wp14="http://schemas.microsoft.com/office/word/2010/wordprocessingDrawing" xmlns:wp="http://schemas.openxmlformats.org/drawingml/2006/wordprocessingDrawing" xmlns:w10="urn:schemas-microsoft-com:office:word" xmlns:w="http://schemas.openxmlformats.org/wordprocessingml/2006/main" xmlns:w14="http://schemas.microsoft.com/office/word/2010/wordml" xmlns:w15="http://schemas.microsoft.com/office/word/2012/wordml" xmlns:w16cid="http://schemas.microsoft.com/office/word/2016/wordml/cid" xmlns:w16se="http://schemas.microsoft.com/office/word/2015/wordml/symex" xmlns:wpg="http://schemas.microsoft.com/office/word/2010/wordprocessingGroup" xmlns:wpi="http://schemas.microsoft.com/office/word/2010/wordprocessingInk" xmlns:wne="http://schemas.microsoft.com/office/word/2006/wordml" xmlns:wps="http://schemas.microsoft.com/office/word/2010/wordprocessingShape" mc:Ignorable="w14 w15 w16se w16cid wp14">
+<w:document xmlns:wpc="http://schemas.microsoft.com/office/word/2010/wordprocessingCanvas" xmlns:cx="http://schemas.microsoft.com/office/drawing/2014/chartex" xmlns:cx1="http://schemas.microsoft.com/office/drawing/2015/9/8/chartex" xmlns:cx2="http://schemas.microsoft.com/office/drawing/2015/10/21/chartex" xmlns:cx3="http://schemas.microsoft.com/office/drawing/2016/5/9/chartex" xmlns:cx4="http://schemas.microsoft.com/office/drawing/2016/5/10/chartex" xmlns:cx5="http://schemas.microsoft.com/office/drawing/2016/5/11/chartex" xmlns:cx6="http://schemas.microsoft.com/office/drawing/2016/5/12/chartex" xmlns:cx7="http://schemas.microsoft.com/office/drawing/2016/5/13/chartex" xmlns:cx8="http://schemas.microsoft.com/office/drawing/2016/5/14/chartex" xmlns:mc="http://schemas.openxmlformats.org/markup-compatibility/2006" xmlns:aink="http://schemas.microsoft.com/office/drawing/2016/ink" xmlns:am3d="http://schemas.microsoft.com/office/drawing/2017/model3d" xmlns:o="urn:schemas-microsoft-com:office:office" xmlns:r="http://schemas.openxmlformats.org/officeDocument/2006/relationships" xmlns:m="http://schemas.openxmlformats.org/officeDocument/2006/math" xmlns:v="urn:schemas-microsoft-com:vml" xmlns:wp14="http://schemas.microsoft.com/office/word/2010/wordprocessingDrawing" xmlns:wp="http://schemas.openxmlformats.org/drawingml/2006/wordprocessingDrawing" xmlns:w10="urn:schemas-microsoft-com:office:word" xmlns:w="http://schemas.openxmlformats.org/wordprocessingml/2006/main" xmlns:w14="http://schemas.microsoft.com/office/word/2010/wordml" xmlns:w15="http://schemas.microsoft.com/office/word/2012/wordml" xmlns:w16cex="http://schemas.microsoft.com/office/word/2018/wordml/cex" xmlns:w16cid="http://schemas.microsoft.com/office/word/2016/wordml/cid" xmlns:w16="http://schemas.microsoft.com/office/word/2018/wordml" xmlns:w16sdtdh="http://schemas.microsoft.com/office/word/2020/wordml/sdtdatahash" xmlns:w16se="http://schemas.microsoft.com/office/word/2015/wordml/symex" xmlns:wpg="http://schemas.microsoft.com/office/word/2010/wordprocessingGroup" xmlns:wpi="http://schemas.microsoft.com/office/word/2010/wordprocessingInk" xmlns:wne="http://schemas.microsoft.com/office/word/2006/wordml" xmlns:wps="http://schemas.microsoft.com/office/word/2010/wordprocessingShape" mc:Ignorable="w14 w15 w16se w16cid w16 w16cex w16sdtdh wp14">
   <w:body>
     <w:p>
       <w:pPr>
@@ -63,69 +63,27 @@
           <w:rStyle w:val="Finomhivatkozs"/>
         </w:rPr>
       </w:pPr>
-      <w:proofErr w:type="spellStart"/>
-      <w:r>
+      <w:hyperlink r:id="rId9" w:history="1">
+        <w:r>
+          <w:rPr>
+            <w:rStyle w:val="Finomhivatkozs"/>
+          </w:rPr>
+          <w:t>https://codebeautify.org/htmlviewer</w:t>
+        </w:r>
+      </w:hyperlink>
+    </w:p>
+    <w:p>
+      <w:r>
+        <w:t>Optimalizálja a képanyagot!</w:t>
+      </w:r>
+    </w:p>
+    <w:p>
+      <w:pPr>
         <w:rPr>
           <w:rStyle w:val="Finomhivatkozs"/>
         </w:rPr>
-        <w:t>Format</w:t>
-      </w:r>
-      <w:proofErr w:type="spellEnd"/>
-      <w:r>
-        <w:rPr>
-          <w:rStyle w:val="Finomhivatkozs"/>
-        </w:rPr>
-        <w:t xml:space="preserve"> </w:t>
-      </w:r>
-      <w:proofErr w:type="spellStart"/>
-      <w:r>
-        <w:rPr>
-          <w:rStyle w:val="Finomhivatkozs"/>
-        </w:rPr>
-        <w:t>document</w:t>
-      </w:r>
-      <w:proofErr w:type="spellEnd"/>
-      <w:r>
-        <w:rPr>
-          <w:rStyle w:val="Finomhivatkozs"/>
-        </w:rPr>
-        <w:t xml:space="preserve"> / </w:t>
-      </w:r>
-      <w:proofErr w:type="spellStart"/>
-      <w:r>
-        <w:rPr>
-          <w:rStyle w:val="Finomhivatkozs"/>
-        </w:rPr>
-        <w:t>Prettier</w:t>
-      </w:r>
-      <w:proofErr w:type="spellEnd"/>
-      <w:r>
-        <w:rPr>
-          <w:rStyle w:val="Finomhivatkozs"/>
-        </w:rPr>
-        <w:t xml:space="preserve"> </w:t>
-      </w:r>
-      <w:proofErr w:type="spellStart"/>
-      <w:r>
-        <w:rPr>
-          <w:rStyle w:val="Finomhivatkozs"/>
-        </w:rPr>
-        <w:t>extension</w:t>
-      </w:r>
-      <w:proofErr w:type="spellEnd"/>
-    </w:p>
-    <w:p>
-      <w:r>
-        <w:t>Optimalizálja a képanyagot!</w:t>
-      </w:r>
-    </w:p>
-    <w:p>
-      <w:pPr>
-        <w:rPr>
-          <w:rStyle w:val="Finomhivatkozs"/>
-        </w:rPr>
-      </w:pPr>
-      <w:hyperlink r:id="rId9" w:history="1">
+      </w:pPr>
+      <w:hyperlink r:id="rId10" w:history="1">
         <w:r>
           <w:rPr>
             <w:rStyle w:val="Finomhivatkozs"/>
@@ -139,40 +97,6 @@
         <w:pStyle w:val="Cmsor2"/>
       </w:pPr>
       <w:r>
-        <w:t xml:space="preserve">LEADÁS </w:t>
-      </w:r>
-    </w:p>
-    <w:p>
-      <w:proofErr w:type="spellStart"/>
-      <w:r>
-        <w:t>Github</w:t>
-      </w:r>
-      <w:proofErr w:type="spellEnd"/>
-    </w:p>
-    <w:p>
-      <w:pPr>
-        <w:pStyle w:val="Cmsor2"/>
-      </w:pPr>
-      <w:r>
-        <w:t>Határidő</w:t>
-      </w:r>
-    </w:p>
-    <w:p>
-      <w:r>
-        <w:t xml:space="preserve">november </w:t>
-      </w:r>
-      <w:r>
-        <w:t>1</w:t>
-      </w:r>
-      <w:r>
-        <w:t>.</w:t>
-      </w:r>
-    </w:p>
-    <w:p>
-      <w:pPr>
-        <w:pStyle w:val="Cmsor2"/>
-      </w:pPr>
-      <w:r>
         <w:t xml:space="preserve">SEGÍTSÉG </w:t>
       </w:r>
     </w:p>
@@ -190,6 +114,12 @@
           <w:rStyle w:val="Kiemels"/>
         </w:rPr>
         <w:t>Jogtiszta képanyag</w:t>
+      </w:r>
+      <w:r>
+        <w:rPr>
+          <w:rStyle w:val="Kiemels"/>
+        </w:rPr>
+        <w:tab/>
       </w:r>
     </w:p>
     <w:p>
@@ -291,7 +221,7 @@
         <w:rPr>
           <w:rStyle w:val="Kiemels"/>
         </w:rPr>
-        <w:t>Ami a „Zeal”-ben is lesz</w:t>
+        <w:t>Ami a „Zeal”-ben is lesz értettségin</w:t>
       </w:r>
     </w:p>
     <w:p>
@@ -307,7 +237,7 @@
         </w:rPr>
         <w:t>d</w:t>
       </w:r>
-      <w:hyperlink r:id="rId10" w:history="1">
+      <w:hyperlink r:id="rId11" w:history="1">
         <w:r>
           <w:rPr>
             <w:rStyle w:val="Finomhivatkozs"/>
@@ -378,7 +308,7 @@
           <w:rStyle w:val="Finomhivatkozs"/>
         </w:rPr>
       </w:pPr>
-      <w:hyperlink r:id="rId11" w:history="1">
+      <w:hyperlink r:id="rId12" w:history="1">
         <w:r>
           <w:rPr>
             <w:rStyle w:val="Finomhivatkozs"/>
@@ -435,7 +365,7 @@
           <w:rStyle w:val="Finomhivatkozs"/>
         </w:rPr>
       </w:pPr>
-      <w:hyperlink r:id="rId12" w:history="1">
+      <w:hyperlink r:id="rId13" w:history="1">
         <w:r>
           <w:rPr>
             <w:rStyle w:val="Finomhivatkozs"/>
@@ -466,6 +396,24 @@
     </w:p>
     <w:p>
       <w:pPr>
+        <w:spacing w:before="100" w:after="200"/>
+        <w:jc w:val="left"/>
+        <w:rPr>
+          <w:rFonts w:eastAsia="Times New Roman"/>
+          <w:b/>
+          <w:bCs/>
+          <w:caps/>
+          <w:color w:val="D34817" w:themeColor="accent1"/>
+          <w:spacing w:val="15"/>
+          <w:lang w:eastAsia="hu-HU"/>
+        </w:rPr>
+      </w:pPr>
+      <w:r>
+        <w:br w:type="page"/>
+      </w:r>
+    </w:p>
+    <w:p>
+      <w:pPr>
         <w:pStyle w:val="Cmsor2"/>
       </w:pPr>
       <w:r>
@@ -725,17 +673,15 @@
       <w:r>
         <w:t xml:space="preserve">( caption , thead , tbody , tfoot ) </w:t>
       </w:r>
-      <w:bookmarkStart w:id="0" w:name="_GoBack"/>
-      <w:bookmarkEnd w:id="0"/>
     </w:p>
     <w:sectPr>
-      <w:headerReference w:type="default" r:id="rId13"/>
-      <w:footerReference w:type="default" r:id="rId14"/>
-      <w:headerReference w:type="first" r:id="rId15"/>
-      <w:footerReference w:type="first" r:id="rId16"/>
+      <w:headerReference w:type="default" r:id="rId14"/>
+      <w:footerReference w:type="default" r:id="rId15"/>
+      <w:headerReference w:type="first" r:id="rId16"/>
+      <w:footerReference w:type="first" r:id="rId17"/>
       <w:pgSz w:w="11906" w:h="16838"/>
       <w:pgMar w:top="1418" w:right="1134" w:bottom="1418" w:left="1134" w:header="0" w:footer="709" w:gutter="0"/>
-      <w:pgNumType w:start="0"/>
+      <w:pgNumType w:start="1"/>
       <w:cols w:space="708"/>
       <w:titlePg/>
       <w:docGrid w:linePitch="360"/>
@@ -745,7 +691,7 @@
 </file>
 
 <file path=word/endnotes.xml><?xml version="1.0" encoding="utf-8"?>
-<w:endnotes xmlns:wpc="http://schemas.microsoft.com/office/word/2010/wordprocessingCanvas" xmlns:cx="http://schemas.microsoft.com/office/drawing/2014/chartex" xmlns:cx1="http://schemas.microsoft.com/office/drawing/2015/9/8/chartex" xmlns:cx2="http://schemas.microsoft.com/office/drawing/2015/10/21/chartex" xmlns:cx3="http://schemas.microsoft.com/office/drawing/2016/5/9/chartex" xmlns:cx4="http://schemas.microsoft.com/office/drawing/2016/5/10/chartex" xmlns:cx5="http://schemas.microsoft.com/office/drawing/2016/5/11/chartex" xmlns:cx6="http://schemas.microsoft.com/office/drawing/2016/5/12/chartex" xmlns:cx7="http://schemas.microsoft.com/office/drawing/2016/5/13/chartex" xmlns:cx8="http://schemas.microsoft.com/office/drawing/2016/5/14/chartex" xmlns:mc="http://schemas.openxmlformats.org/markup-compatibility/2006" xmlns:aink="http://schemas.microsoft.com/office/drawing/2016/ink" xmlns:am3d="http://schemas.microsoft.com/office/drawing/2017/model3d" xmlns:o="urn:schemas-microsoft-com:office:office" xmlns:r="http://schemas.openxmlformats.org/officeDocument/2006/relationships" xmlns:m="http://schemas.openxmlformats.org/officeDocument/2006/math" xmlns:v="urn:schemas-microsoft-com:vml" xmlns:wp14="http://schemas.microsoft.com/office/word/2010/wordprocessingDrawing" xmlns:wp="http://schemas.openxmlformats.org/drawingml/2006/wordprocessingDrawing" xmlns:w10="urn:schemas-microsoft-com:office:word" xmlns:w="http://schemas.openxmlformats.org/wordprocessingml/2006/main" xmlns:w14="http://schemas.microsoft.com/office/word/2010/wordml" xmlns:w15="http://schemas.microsoft.com/office/word/2012/wordml" xmlns:w16cid="http://schemas.microsoft.com/office/word/2016/wordml/cid" xmlns:w16se="http://schemas.microsoft.com/office/word/2015/wordml/symex" xmlns:wpg="http://schemas.microsoft.com/office/word/2010/wordprocessingGroup" xmlns:wpi="http://schemas.microsoft.com/office/word/2010/wordprocessingInk" xmlns:wne="http://schemas.microsoft.com/office/word/2006/wordml" xmlns:wps="http://schemas.microsoft.com/office/word/2010/wordprocessingShape" mc:Ignorable="w14 w15 w16se w16cid wp14">
+<w:endnotes xmlns:wpc="http://schemas.microsoft.com/office/word/2010/wordprocessingCanvas" xmlns:cx="http://schemas.microsoft.com/office/drawing/2014/chartex" xmlns:cx1="http://schemas.microsoft.com/office/drawing/2015/9/8/chartex" xmlns:cx2="http://schemas.microsoft.com/office/drawing/2015/10/21/chartex" xmlns:cx3="http://schemas.microsoft.com/office/drawing/2016/5/9/chartex" xmlns:cx4="http://schemas.microsoft.com/office/drawing/2016/5/10/chartex" xmlns:cx5="http://schemas.microsoft.com/office/drawing/2016/5/11/chartex" xmlns:cx6="http://schemas.microsoft.com/office/drawing/2016/5/12/chartex" xmlns:cx7="http://schemas.microsoft.com/office/drawing/2016/5/13/chartex" xmlns:cx8="http://schemas.microsoft.com/office/drawing/2016/5/14/chartex" xmlns:mc="http://schemas.openxmlformats.org/markup-compatibility/2006" xmlns:aink="http://schemas.microsoft.com/office/drawing/2016/ink" xmlns:am3d="http://schemas.microsoft.com/office/drawing/2017/model3d" xmlns:o="urn:schemas-microsoft-com:office:office" xmlns:r="http://schemas.openxmlformats.org/officeDocument/2006/relationships" xmlns:m="http://schemas.openxmlformats.org/officeDocument/2006/math" xmlns:v="urn:schemas-microsoft-com:vml" xmlns:wp14="http://schemas.microsoft.com/office/word/2010/wordprocessingDrawing" xmlns:wp="http://schemas.openxmlformats.org/drawingml/2006/wordprocessingDrawing" xmlns:w10="urn:schemas-microsoft-com:office:word" xmlns:w="http://schemas.openxmlformats.org/wordprocessingml/2006/main" xmlns:w14="http://schemas.microsoft.com/office/word/2010/wordml" xmlns:w15="http://schemas.microsoft.com/office/word/2012/wordml" xmlns:w16cex="http://schemas.microsoft.com/office/word/2018/wordml/cex" xmlns:w16cid="http://schemas.microsoft.com/office/word/2016/wordml/cid" xmlns:w16="http://schemas.microsoft.com/office/word/2018/wordml" xmlns:w16sdtdh="http://schemas.microsoft.com/office/word/2020/wordml/sdtdatahash" xmlns:w16se="http://schemas.microsoft.com/office/word/2015/wordml/symex" xmlns:wpg="http://schemas.microsoft.com/office/word/2010/wordprocessingGroup" xmlns:wpi="http://schemas.microsoft.com/office/word/2010/wordprocessingInk" xmlns:wne="http://schemas.microsoft.com/office/word/2006/wordml" xmlns:wps="http://schemas.microsoft.com/office/word/2010/wordprocessingShape" mc:Ignorable="w14 w15 w16se w16cid w16 w16cex w16sdtdh wp14">
   <w:endnote w:type="separator" w:id="-1">
     <w:p>
       <w:r>
@@ -764,7 +710,7 @@
 </file>
 
 <file path=word/footer1.xml><?xml version="1.0" encoding="utf-8"?>
-<w:ftr xmlns:wpc="http://schemas.microsoft.com/office/word/2010/wordprocessingCanvas" xmlns:cx="http://schemas.microsoft.com/office/drawing/2014/chartex" xmlns:cx1="http://schemas.microsoft.com/office/drawing/2015/9/8/chartex" xmlns:cx2="http://schemas.microsoft.com/office/drawing/2015/10/21/chartex" xmlns:cx3="http://schemas.microsoft.com/office/drawing/2016/5/9/chartex" xmlns:cx4="http://schemas.microsoft.com/office/drawing/2016/5/10/chartex" xmlns:cx5="http://schemas.microsoft.com/office/drawing/2016/5/11/chartex" xmlns:cx6="http://schemas.microsoft.com/office/drawing/2016/5/12/chartex" xmlns:cx7="http://schemas.microsoft.com/office/drawing/2016/5/13/chartex" xmlns:cx8="http://schemas.microsoft.com/office/drawing/2016/5/14/chartex" xmlns:mc="http://schemas.openxmlformats.org/markup-compatibility/2006" xmlns:aink="http://schemas.microsoft.com/office/drawing/2016/ink" xmlns:am3d="http://schemas.microsoft.com/office/drawing/2017/model3d" xmlns:o="urn:schemas-microsoft-com:office:office" xmlns:r="http://schemas.openxmlformats.org/officeDocument/2006/relationships" xmlns:m="http://schemas.openxmlformats.org/officeDocument/2006/math" xmlns:v="urn:schemas-microsoft-com:vml" xmlns:wp14="http://schemas.microsoft.com/office/word/2010/wordprocessingDrawing" xmlns:wp="http://schemas.openxmlformats.org/drawingml/2006/wordprocessingDrawing" xmlns:w10="urn:schemas-microsoft-com:office:word" xmlns:w="http://schemas.openxmlformats.org/wordprocessingml/2006/main" xmlns:w14="http://schemas.microsoft.com/office/word/2010/wordml" xmlns:w15="http://schemas.microsoft.com/office/word/2012/wordml" xmlns:w16cid="http://schemas.microsoft.com/office/word/2016/wordml/cid" xmlns:w16se="http://schemas.microsoft.com/office/word/2015/wordml/symex" xmlns:wpg="http://schemas.microsoft.com/office/word/2010/wordprocessingGroup" xmlns:wpi="http://schemas.microsoft.com/office/word/2010/wordprocessingInk" xmlns:wne="http://schemas.microsoft.com/office/word/2006/wordml" xmlns:wps="http://schemas.microsoft.com/office/word/2010/wordprocessingShape" mc:Ignorable="w14 w15 w16se w16cid wp14">
+<w:ftr xmlns:wpc="http://schemas.microsoft.com/office/word/2010/wordprocessingCanvas" xmlns:cx="http://schemas.microsoft.com/office/drawing/2014/chartex" xmlns:cx1="http://schemas.microsoft.com/office/drawing/2015/9/8/chartex" xmlns:cx2="http://schemas.microsoft.com/office/drawing/2015/10/21/chartex" xmlns:cx3="http://schemas.microsoft.com/office/drawing/2016/5/9/chartex" xmlns:cx4="http://schemas.microsoft.com/office/drawing/2016/5/10/chartex" xmlns:cx5="http://schemas.microsoft.com/office/drawing/2016/5/11/chartex" xmlns:cx6="http://schemas.microsoft.com/office/drawing/2016/5/12/chartex" xmlns:cx7="http://schemas.microsoft.com/office/drawing/2016/5/13/chartex" xmlns:cx8="http://schemas.microsoft.com/office/drawing/2016/5/14/chartex" xmlns:mc="http://schemas.openxmlformats.org/markup-compatibility/2006" xmlns:aink="http://schemas.microsoft.com/office/drawing/2016/ink" xmlns:am3d="http://schemas.microsoft.com/office/drawing/2017/model3d" xmlns:o="urn:schemas-microsoft-com:office:office" xmlns:r="http://schemas.openxmlformats.org/officeDocument/2006/relationships" xmlns:m="http://schemas.openxmlformats.org/officeDocument/2006/math" xmlns:v="urn:schemas-microsoft-com:vml" xmlns:wp14="http://schemas.microsoft.com/office/word/2010/wordprocessingDrawing" xmlns:wp="http://schemas.openxmlformats.org/drawingml/2006/wordprocessingDrawing" xmlns:w10="urn:schemas-microsoft-com:office:word" xmlns:w="http://schemas.openxmlformats.org/wordprocessingml/2006/main" xmlns:w14="http://schemas.microsoft.com/office/word/2010/wordml" xmlns:w15="http://schemas.microsoft.com/office/word/2012/wordml" xmlns:w16cex="http://schemas.microsoft.com/office/word/2018/wordml/cex" xmlns:w16cid="http://schemas.microsoft.com/office/word/2016/wordml/cid" xmlns:w16="http://schemas.microsoft.com/office/word/2018/wordml" xmlns:w16sdtdh="http://schemas.microsoft.com/office/word/2020/wordml/sdtdatahash" xmlns:w16se="http://schemas.microsoft.com/office/word/2015/wordml/symex" xmlns:wpg="http://schemas.microsoft.com/office/word/2010/wordprocessingGroup" xmlns:wpi="http://schemas.microsoft.com/office/word/2010/wordprocessingInk" xmlns:wne="http://schemas.microsoft.com/office/word/2006/wordml" xmlns:wps="http://schemas.microsoft.com/office/word/2010/wordprocessingShape" mc:Ignorable="w14 w15 w16se w16cid w16 w16cex w16sdtdh wp14">
   <w:p>
     <w:pPr>
       <w:pStyle w:val="llb"/>
@@ -834,7 +780,7 @@
             </wp:anchor>
           </w:drawing>
         </mc:Choice>
-        <mc:Fallback xmlns:w16sdtdh="http://schemas.microsoft.com/office/word/2020/wordml/sdtdatahash" xmlns:w16="http://schemas.microsoft.com/office/word/2018/wordml" xmlns:w16cex="http://schemas.microsoft.com/office/word/2018/wordml/cex">
+        <mc:Fallback>
           <w:pict>
             <v:line w14:anchorId="20919C12" id="Egyenes összekötő 21" o:spid="_x0000_s1026" style="position:absolute;flip:x;z-index:251664384;visibility:visible;mso-wrap-style:square;mso-width-percent:0;mso-height-percent:0;mso-wrap-distance-left:9pt;mso-wrap-distance-top:0;mso-wrap-distance-right:9pt;mso-wrap-distance-bottom:0;mso-position-horizontal:absolute;mso-position-horizontal-relative:margin;mso-position-vertical:absolute;mso-position-vertical-relative:text;mso-width-percent:0;mso-height-percent:0;mso-width-relative:margin;mso-height-relative:margin" from="1.05pt,-14.2pt" to="480.95pt,-13.9pt" o:gfxdata="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" strokecolor="#d34817 [3204]" strokeweight="1.25pt">
               <v:stroke endcap="round"/>
@@ -909,8 +855,6 @@
                             <w:rPr>
                               <w:b/>
                               <w:bCs/>
-                              <w:i/>
-                              <w:iCs/>
                               <w:color w:val="FFFFFF" w:themeColor="background1"/>
                               <w:sz w:val="36"/>
                               <w:szCs w:val="36"/>
@@ -935,8 +879,6 @@
                             <w:rPr>
                               <w:b/>
                               <w:bCs/>
-                              <w:i/>
-                              <w:iCs/>
                               <w:color w:val="FFFFFF" w:themeColor="background1"/>
                               <w:sz w:val="36"/>
                               <w:szCs w:val="36"/>
@@ -947,13 +889,21 @@
                             <w:rPr>
                               <w:b/>
                               <w:bCs/>
-                              <w:i/>
-                              <w:iCs/>
                               <w:color w:val="FFFFFF" w:themeColor="background1"/>
                               <w:sz w:val="36"/>
                               <w:szCs w:val="36"/>
                             </w:rPr>
                             <w:fldChar w:fldCharType="end"/>
+                          </w:r>
+                          <w:r>
+                            <w:rPr>
+                              <w:b/>
+                              <w:bCs/>
+                              <w:color w:val="FFFFFF" w:themeColor="background1"/>
+                              <w:sz w:val="36"/>
+                              <w:szCs w:val="36"/>
+                            </w:rPr>
+                            <w:t xml:space="preserve"> / 2</w:t>
                           </w:r>
                         </w:p>
                       </w:txbxContent>
@@ -973,7 +923,7 @@
             </wp:anchor>
           </w:drawing>
         </mc:Choice>
-        <mc:Fallback xmlns:w16sdtdh="http://schemas.microsoft.com/office/word/2020/wordml/sdtdatahash" xmlns:w16="http://schemas.microsoft.com/office/word/2018/wordml" xmlns:w16cex="http://schemas.microsoft.com/office/word/2018/wordml/cex">
+        <mc:Fallback>
           <w:pict>
             <v:shapetype w14:anchorId="795882A3" id="_x0000_t202" coordsize="21600,21600" o:spt="202" path="m,l,21600r21600,l21600,xe">
               <v:stroke joinstyle="miter"/>
@@ -990,8 +940,6 @@
                       <w:rPr>
                         <w:b/>
                         <w:bCs/>
-                        <w:i/>
-                        <w:iCs/>
                         <w:color w:val="FFFFFF" w:themeColor="background1"/>
                         <w:sz w:val="36"/>
                         <w:szCs w:val="36"/>
@@ -1016,8 +964,6 @@
                       <w:rPr>
                         <w:b/>
                         <w:bCs/>
-                        <w:i/>
-                        <w:iCs/>
                         <w:color w:val="FFFFFF" w:themeColor="background1"/>
                         <w:sz w:val="36"/>
                         <w:szCs w:val="36"/>
@@ -1028,13 +974,21 @@
                       <w:rPr>
                         <w:b/>
                         <w:bCs/>
-                        <w:i/>
-                        <w:iCs/>
                         <w:color w:val="FFFFFF" w:themeColor="background1"/>
                         <w:sz w:val="36"/>
                         <w:szCs w:val="36"/>
                       </w:rPr>
                       <w:fldChar w:fldCharType="end"/>
+                    </w:r>
+                    <w:r>
+                      <w:rPr>
+                        <w:b/>
+                        <w:bCs/>
+                        <w:color w:val="FFFFFF" w:themeColor="background1"/>
+                        <w:sz w:val="36"/>
+                        <w:szCs w:val="36"/>
+                      </w:rPr>
+                      <w:t xml:space="preserve"> / 2</w:t>
                     </w:r>
                   </w:p>
                 </w:txbxContent>
@@ -1050,7 +1004,7 @@
 </file>
 
 <file path=word/footer2.xml><?xml version="1.0" encoding="utf-8"?>
-<w:ftr xmlns:wpc="http://schemas.microsoft.com/office/word/2010/wordprocessingCanvas" xmlns:cx="http://schemas.microsoft.com/office/drawing/2014/chartex" xmlns:cx1="http://schemas.microsoft.com/office/drawing/2015/9/8/chartex" xmlns:cx2="http://schemas.microsoft.com/office/drawing/2015/10/21/chartex" xmlns:cx3="http://schemas.microsoft.com/office/drawing/2016/5/9/chartex" xmlns:cx4="http://schemas.microsoft.com/office/drawing/2016/5/10/chartex" xmlns:cx5="http://schemas.microsoft.com/office/drawing/2016/5/11/chartex" xmlns:cx6="http://schemas.microsoft.com/office/drawing/2016/5/12/chartex" xmlns:cx7="http://schemas.microsoft.com/office/drawing/2016/5/13/chartex" xmlns:cx8="http://schemas.microsoft.com/office/drawing/2016/5/14/chartex" xmlns:mc="http://schemas.openxmlformats.org/markup-compatibility/2006" xmlns:aink="http://schemas.microsoft.com/office/drawing/2016/ink" xmlns:am3d="http://schemas.microsoft.com/office/drawing/2017/model3d" xmlns:o="urn:schemas-microsoft-com:office:office" xmlns:r="http://schemas.openxmlformats.org/officeDocument/2006/relationships" xmlns:m="http://schemas.openxmlformats.org/officeDocument/2006/math" xmlns:v="urn:schemas-microsoft-com:vml" xmlns:wp14="http://schemas.microsoft.com/office/word/2010/wordprocessingDrawing" xmlns:wp="http://schemas.openxmlformats.org/drawingml/2006/wordprocessingDrawing" xmlns:w10="urn:schemas-microsoft-com:office:word" xmlns:w="http://schemas.openxmlformats.org/wordprocessingml/2006/main" xmlns:w14="http://schemas.microsoft.com/office/word/2010/wordml" xmlns:w15="http://schemas.microsoft.com/office/word/2012/wordml" xmlns:w16cid="http://schemas.microsoft.com/office/word/2016/wordml/cid" xmlns:w16se="http://schemas.microsoft.com/office/word/2015/wordml/symex" xmlns:wpg="http://schemas.microsoft.com/office/word/2010/wordprocessingGroup" xmlns:wpi="http://schemas.microsoft.com/office/word/2010/wordprocessingInk" xmlns:wne="http://schemas.microsoft.com/office/word/2006/wordml" xmlns:wps="http://schemas.microsoft.com/office/word/2010/wordprocessingShape" mc:Ignorable="w14 w15 w16se w16cid wp14">
+<w:ftr xmlns:wpc="http://schemas.microsoft.com/office/word/2010/wordprocessingCanvas" xmlns:cx="http://schemas.microsoft.com/office/drawing/2014/chartex" xmlns:cx1="http://schemas.microsoft.com/office/drawing/2015/9/8/chartex" xmlns:cx2="http://schemas.microsoft.com/office/drawing/2015/10/21/chartex" xmlns:cx3="http://schemas.microsoft.com/office/drawing/2016/5/9/chartex" xmlns:cx4="http://schemas.microsoft.com/office/drawing/2016/5/10/chartex" xmlns:cx5="http://schemas.microsoft.com/office/drawing/2016/5/11/chartex" xmlns:cx6="http://schemas.microsoft.com/office/drawing/2016/5/12/chartex" xmlns:cx7="http://schemas.microsoft.com/office/drawing/2016/5/13/chartex" xmlns:cx8="http://schemas.microsoft.com/office/drawing/2016/5/14/chartex" xmlns:mc="http://schemas.openxmlformats.org/markup-compatibility/2006" xmlns:aink="http://schemas.microsoft.com/office/drawing/2016/ink" xmlns:am3d="http://schemas.microsoft.com/office/drawing/2017/model3d" xmlns:o="urn:schemas-microsoft-com:office:office" xmlns:r="http://schemas.openxmlformats.org/officeDocument/2006/relationships" xmlns:m="http://schemas.openxmlformats.org/officeDocument/2006/math" xmlns:v="urn:schemas-microsoft-com:vml" xmlns:wp14="http://schemas.microsoft.com/office/word/2010/wordprocessingDrawing" xmlns:wp="http://schemas.openxmlformats.org/drawingml/2006/wordprocessingDrawing" xmlns:w10="urn:schemas-microsoft-com:office:word" xmlns:w="http://schemas.openxmlformats.org/wordprocessingml/2006/main" xmlns:w14="http://schemas.microsoft.com/office/word/2010/wordml" xmlns:w15="http://schemas.microsoft.com/office/word/2012/wordml" xmlns:w16cex="http://schemas.microsoft.com/office/word/2018/wordml/cex" xmlns:w16cid="http://schemas.microsoft.com/office/word/2016/wordml/cid" xmlns:w16="http://schemas.microsoft.com/office/word/2018/wordml" xmlns:w16sdtdh="http://schemas.microsoft.com/office/word/2020/wordml/sdtdatahash" xmlns:w16se="http://schemas.microsoft.com/office/word/2015/wordml/symex" xmlns:wpg="http://schemas.microsoft.com/office/word/2010/wordprocessingGroup" xmlns:wpi="http://schemas.microsoft.com/office/word/2010/wordprocessingInk" xmlns:wne="http://schemas.microsoft.com/office/word/2006/wordml" xmlns:wps="http://schemas.microsoft.com/office/word/2010/wordprocessingShape" mc:Ignorable="w14 w15 w16se w16cid w16 w16cex w16sdtdh wp14">
   <w:p>
     <w:pPr>
       <w:pStyle w:val="llb"/>
@@ -1130,8 +1084,6 @@
                                 <w:rPr>
                                   <w:b/>
                                   <w:bCs/>
-                                  <w:i/>
-                                  <w:iCs/>
                                   <w:color w:val="FFFFFF" w:themeColor="background1"/>
                                   <w:sz w:val="36"/>
                                   <w:szCs w:val="36"/>
@@ -1156,8 +1108,6 @@
                                 <w:rPr>
                                   <w:b/>
                                   <w:bCs/>
-                                  <w:i/>
-                                  <w:iCs/>
                                   <w:color w:val="FFFFFF" w:themeColor="background1"/>
                                   <w:sz w:val="36"/>
                                   <w:szCs w:val="36"/>
@@ -1168,13 +1118,21 @@
                                 <w:rPr>
                                   <w:b/>
                                   <w:bCs/>
-                                  <w:i/>
-                                  <w:iCs/>
                                   <w:color w:val="FFFFFF" w:themeColor="background1"/>
                                   <w:sz w:val="36"/>
                                   <w:szCs w:val="36"/>
                                 </w:rPr>
                                 <w:fldChar w:fldCharType="end"/>
+                              </w:r>
+                              <w:r>
+                                <w:rPr>
+                                  <w:b/>
+                                  <w:bCs/>
+                                  <w:color w:val="FFFFFF" w:themeColor="background1"/>
+                                  <w:sz w:val="36"/>
+                                  <w:szCs w:val="36"/>
+                                </w:rPr>
+                                <w:t xml:space="preserve"> / 2</w:t>
                               </w:r>
                             </w:p>
                           </w:txbxContent>
@@ -1194,7 +1152,7 @@
                 </wp:anchor>
               </w:drawing>
             </mc:Choice>
-            <mc:Fallback xmlns:w16sdtdh="http://schemas.microsoft.com/office/word/2020/wordml/sdtdatahash" xmlns:w16="http://schemas.microsoft.com/office/word/2018/wordml" xmlns:w16cex="http://schemas.microsoft.com/office/word/2018/wordml/cex">
+            <mc:Fallback>
               <w:pict>
                 <v:shapetype w14:anchorId="2280E3DD" id="_x0000_t202" coordsize="21600,21600" o:spt="202" path="m,l,21600r21600,l21600,xe">
                   <v:stroke joinstyle="miter"/>
@@ -1211,8 +1169,6 @@
                           <w:rPr>
                             <w:b/>
                             <w:bCs/>
-                            <w:i/>
-                            <w:iCs/>
                             <w:color w:val="FFFFFF" w:themeColor="background1"/>
                             <w:sz w:val="36"/>
                             <w:szCs w:val="36"/>
@@ -1237,8 +1193,6 @@
                           <w:rPr>
                             <w:b/>
                             <w:bCs/>
-                            <w:i/>
-                            <w:iCs/>
                             <w:color w:val="FFFFFF" w:themeColor="background1"/>
                             <w:sz w:val="36"/>
                             <w:szCs w:val="36"/>
@@ -1249,13 +1203,21 @@
                           <w:rPr>
                             <w:b/>
                             <w:bCs/>
-                            <w:i/>
-                            <w:iCs/>
                             <w:color w:val="FFFFFF" w:themeColor="background1"/>
                             <w:sz w:val="36"/>
                             <w:szCs w:val="36"/>
                           </w:rPr>
                           <w:fldChar w:fldCharType="end"/>
+                        </w:r>
+                        <w:r>
+                          <w:rPr>
+                            <w:b/>
+                            <w:bCs/>
+                            <w:color w:val="FFFFFF" w:themeColor="background1"/>
+                            <w:sz w:val="36"/>
+                            <w:szCs w:val="36"/>
+                          </w:rPr>
+                          <w:t xml:space="preserve"> / 2</w:t>
                         </w:r>
                       </w:p>
                     </w:txbxContent>
@@ -1331,7 +1293,7 @@
                 </wp:anchor>
               </w:drawing>
             </mc:Choice>
-            <mc:Fallback xmlns:w16sdtdh="http://schemas.microsoft.com/office/word/2020/wordml/sdtdatahash" xmlns:w16="http://schemas.microsoft.com/office/word/2018/wordml" xmlns:w16cex="http://schemas.microsoft.com/office/word/2018/wordml/cex">
+            <mc:Fallback>
               <w:pict>
                 <v:line w14:anchorId="53352014" id="Egyenes összekötő 26" o:spid="_x0000_s1026" style="position:absolute;flip:x;z-index:251667456;visibility:visible;mso-wrap-style:square;mso-width-percent:0;mso-height-percent:0;mso-wrap-distance-left:9pt;mso-wrap-distance-top:0;mso-wrap-distance-right:9pt;mso-wrap-distance-bottom:0;mso-position-horizontal:absolute;mso-position-horizontal-relative:margin;mso-position-vertical:absolute;mso-position-vertical-relative:text;mso-width-percent:0;mso-height-percent:0;mso-width-relative:margin;mso-height-relative:margin" from="0,-14.2pt" to="479.9pt,-13.9pt" o:gfxdata="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" strokecolor="#d34817 [3204]" strokeweight="1.25pt">
                   <v:stroke endcap="round"/>
@@ -1348,7 +1310,7 @@
 </file>
 
 <file path=word/footnotes.xml><?xml version="1.0" encoding="utf-8"?>
-<w:footnotes xmlns:wpc="http://schemas.microsoft.com/office/word/2010/wordprocessingCanvas" xmlns:cx="http://schemas.microsoft.com/office/drawing/2014/chartex" xmlns:cx1="http://schemas.microsoft.com/office/drawing/2015/9/8/chartex" xmlns:cx2="http://schemas.microsoft.com/office/drawing/2015/10/21/chartex" xmlns:cx3="http://schemas.microsoft.com/office/drawing/2016/5/9/chartex" xmlns:cx4="http://schemas.microsoft.com/office/drawing/2016/5/10/chartex" xmlns:cx5="http://schemas.microsoft.com/office/drawing/2016/5/11/chartex" xmlns:cx6="http://schemas.microsoft.com/office/drawing/2016/5/12/chartex" xmlns:cx7="http://schemas.microsoft.com/office/drawing/2016/5/13/chartex" xmlns:cx8="http://schemas.microsoft.com/office/drawing/2016/5/14/chartex" xmlns:mc="http://schemas.openxmlformats.org/markup-compatibility/2006" xmlns:aink="http://schemas.microsoft.com/office/drawing/2016/ink" xmlns:am3d="http://schemas.microsoft.com/office/drawing/2017/model3d" xmlns:o="urn:schemas-microsoft-com:office:office" xmlns:r="http://schemas.openxmlformats.org/officeDocument/2006/relationships" xmlns:m="http://schemas.openxmlformats.org/officeDocument/2006/math" xmlns:v="urn:schemas-microsoft-com:vml" xmlns:wp14="http://schemas.microsoft.com/office/word/2010/wordprocessingDrawing" xmlns:wp="http://schemas.openxmlformats.org/drawingml/2006/wordprocessingDrawing" xmlns:w10="urn:schemas-microsoft-com:office:word" xmlns:w="http://schemas.openxmlformats.org/wordprocessingml/2006/main" xmlns:w14="http://schemas.microsoft.com/office/word/2010/wordml" xmlns:w15="http://schemas.microsoft.com/office/word/2012/wordml" xmlns:w16cid="http://schemas.microsoft.com/office/word/2016/wordml/cid" xmlns:w16se="http://schemas.microsoft.com/office/word/2015/wordml/symex" xmlns:wpg="http://schemas.microsoft.com/office/word/2010/wordprocessingGroup" xmlns:wpi="http://schemas.microsoft.com/office/word/2010/wordprocessingInk" xmlns:wne="http://schemas.microsoft.com/office/word/2006/wordml" xmlns:wps="http://schemas.microsoft.com/office/word/2010/wordprocessingShape" mc:Ignorable="w14 w15 w16se w16cid wp14">
+<w:footnotes xmlns:wpc="http://schemas.microsoft.com/office/word/2010/wordprocessingCanvas" xmlns:cx="http://schemas.microsoft.com/office/drawing/2014/chartex" xmlns:cx1="http://schemas.microsoft.com/office/drawing/2015/9/8/chartex" xmlns:cx2="http://schemas.microsoft.com/office/drawing/2015/10/21/chartex" xmlns:cx3="http://schemas.microsoft.com/office/drawing/2016/5/9/chartex" xmlns:cx4="http://schemas.microsoft.com/office/drawing/2016/5/10/chartex" xmlns:cx5="http://schemas.microsoft.com/office/drawing/2016/5/11/chartex" xmlns:cx6="http://schemas.microsoft.com/office/drawing/2016/5/12/chartex" xmlns:cx7="http://schemas.microsoft.com/office/drawing/2016/5/13/chartex" xmlns:cx8="http://schemas.microsoft.com/office/drawing/2016/5/14/chartex" xmlns:mc="http://schemas.openxmlformats.org/markup-compatibility/2006" xmlns:aink="http://schemas.microsoft.com/office/drawing/2016/ink" xmlns:am3d="http://schemas.microsoft.com/office/drawing/2017/model3d" xmlns:o="urn:schemas-microsoft-com:office:office" xmlns:r="http://schemas.openxmlformats.org/officeDocument/2006/relationships" xmlns:m="http://schemas.openxmlformats.org/officeDocument/2006/math" xmlns:v="urn:schemas-microsoft-com:vml" xmlns:wp14="http://schemas.microsoft.com/office/word/2010/wordprocessingDrawing" xmlns:wp="http://schemas.openxmlformats.org/drawingml/2006/wordprocessingDrawing" xmlns:w10="urn:schemas-microsoft-com:office:word" xmlns:w="http://schemas.openxmlformats.org/wordprocessingml/2006/main" xmlns:w14="http://schemas.microsoft.com/office/word/2010/wordml" xmlns:w15="http://schemas.microsoft.com/office/word/2012/wordml" xmlns:w16cex="http://schemas.microsoft.com/office/word/2018/wordml/cex" xmlns:w16cid="http://schemas.microsoft.com/office/word/2016/wordml/cid" xmlns:w16="http://schemas.microsoft.com/office/word/2018/wordml" xmlns:w16sdtdh="http://schemas.microsoft.com/office/word/2020/wordml/sdtdatahash" xmlns:w16se="http://schemas.microsoft.com/office/word/2015/wordml/symex" xmlns:wpg="http://schemas.microsoft.com/office/word/2010/wordprocessingGroup" xmlns:wpi="http://schemas.microsoft.com/office/word/2010/wordprocessingInk" xmlns:wne="http://schemas.microsoft.com/office/word/2006/wordml" xmlns:wps="http://schemas.microsoft.com/office/word/2010/wordprocessingShape" mc:Ignorable="w14 w15 w16se w16cid w16 w16cex w16sdtdh wp14">
   <w:footnote w:type="separator" w:id="-1">
     <w:p>
       <w:r>
@@ -1367,7 +1329,7 @@
 </file>
 
 <file path=word/header1.xml><?xml version="1.0" encoding="utf-8"?>
-<w:hdr xmlns:wpc="http://schemas.microsoft.com/office/word/2010/wordprocessingCanvas" xmlns:cx="http://schemas.microsoft.com/office/drawing/2014/chartex" xmlns:cx1="http://schemas.microsoft.com/office/drawing/2015/9/8/chartex" xmlns:cx2="http://schemas.microsoft.com/office/drawing/2015/10/21/chartex" xmlns:cx3="http://schemas.microsoft.com/office/drawing/2016/5/9/chartex" xmlns:cx4="http://schemas.microsoft.com/office/drawing/2016/5/10/chartex" xmlns:cx5="http://schemas.microsoft.com/office/drawing/2016/5/11/chartex" xmlns:cx6="http://schemas.microsoft.com/office/drawing/2016/5/12/chartex" xmlns:cx7="http://schemas.microsoft.com/office/drawing/2016/5/13/chartex" xmlns:cx8="http://schemas.microsoft.com/office/drawing/2016/5/14/chartex" xmlns:mc="http://schemas.openxmlformats.org/markup-compatibility/2006" xmlns:aink="http://schemas.microsoft.com/office/drawing/2016/ink" xmlns:am3d="http://schemas.microsoft.com/office/drawing/2017/model3d" xmlns:o="urn:schemas-microsoft-com:office:office" xmlns:r="http://schemas.openxmlformats.org/officeDocument/2006/relationships" xmlns:m="http://schemas.openxmlformats.org/officeDocument/2006/math" xmlns:v="urn:schemas-microsoft-com:vml" xmlns:wp14="http://schemas.microsoft.com/office/word/2010/wordprocessingDrawing" xmlns:wp="http://schemas.openxmlformats.org/drawingml/2006/wordprocessingDrawing" xmlns:w10="urn:schemas-microsoft-com:office:word" xmlns:w="http://schemas.openxmlformats.org/wordprocessingml/2006/main" xmlns:w14="http://schemas.microsoft.com/office/word/2010/wordml" xmlns:w15="http://schemas.microsoft.com/office/word/2012/wordml" xmlns:w16cid="http://schemas.microsoft.com/office/word/2016/wordml/cid" xmlns:w16se="http://schemas.microsoft.com/office/word/2015/wordml/symex" xmlns:wpg="http://schemas.microsoft.com/office/word/2010/wordprocessingGroup" xmlns:wpi="http://schemas.microsoft.com/office/word/2010/wordprocessingInk" xmlns:wne="http://schemas.microsoft.com/office/word/2006/wordml" xmlns:wps="http://schemas.microsoft.com/office/word/2010/wordprocessingShape" mc:Ignorable="w14 w15 w16se w16cid wp14">
+<w:hdr xmlns:wpc="http://schemas.microsoft.com/office/word/2010/wordprocessingCanvas" xmlns:cx="http://schemas.microsoft.com/office/drawing/2014/chartex" xmlns:cx1="http://schemas.microsoft.com/office/drawing/2015/9/8/chartex" xmlns:cx2="http://schemas.microsoft.com/office/drawing/2015/10/21/chartex" xmlns:cx3="http://schemas.microsoft.com/office/drawing/2016/5/9/chartex" xmlns:cx4="http://schemas.microsoft.com/office/drawing/2016/5/10/chartex" xmlns:cx5="http://schemas.microsoft.com/office/drawing/2016/5/11/chartex" xmlns:cx6="http://schemas.microsoft.com/office/drawing/2016/5/12/chartex" xmlns:cx7="http://schemas.microsoft.com/office/drawing/2016/5/13/chartex" xmlns:cx8="http://schemas.microsoft.com/office/drawing/2016/5/14/chartex" xmlns:mc="http://schemas.openxmlformats.org/markup-compatibility/2006" xmlns:aink="http://schemas.microsoft.com/office/drawing/2016/ink" xmlns:am3d="http://schemas.microsoft.com/office/drawing/2017/model3d" xmlns:o="urn:schemas-microsoft-com:office:office" xmlns:r="http://schemas.openxmlformats.org/officeDocument/2006/relationships" xmlns:m="http://schemas.openxmlformats.org/officeDocument/2006/math" xmlns:v="urn:schemas-microsoft-com:vml" xmlns:wp14="http://schemas.microsoft.com/office/word/2010/wordprocessingDrawing" xmlns:wp="http://schemas.openxmlformats.org/drawingml/2006/wordprocessingDrawing" xmlns:w10="urn:schemas-microsoft-com:office:word" xmlns:w="http://schemas.openxmlformats.org/wordprocessingml/2006/main" xmlns:w14="http://schemas.microsoft.com/office/word/2010/wordml" xmlns:w15="http://schemas.microsoft.com/office/word/2012/wordml" xmlns:w16cex="http://schemas.microsoft.com/office/word/2018/wordml/cex" xmlns:w16cid="http://schemas.microsoft.com/office/word/2016/wordml/cid" xmlns:w16="http://schemas.microsoft.com/office/word/2018/wordml" xmlns:w16sdtdh="http://schemas.microsoft.com/office/word/2020/wordml/sdtdatahash" xmlns:w16se="http://schemas.microsoft.com/office/word/2015/wordml/symex" xmlns:wpg="http://schemas.microsoft.com/office/word/2010/wordprocessingGroup" xmlns:wpi="http://schemas.microsoft.com/office/word/2010/wordprocessingInk" xmlns:wne="http://schemas.microsoft.com/office/word/2006/wordml" xmlns:wps="http://schemas.microsoft.com/office/word/2010/wordprocessingShape" mc:Ignorable="w14 w15 w16se w16cid w16 w16cex w16sdtdh wp14">
   <w:p>
     <w:pPr>
       <w:pStyle w:val="lfej"/>
@@ -1407,7 +1369,7 @@
 </file>
 
 <file path=word/header2.xml><?xml version="1.0" encoding="utf-8"?>
-<w:hdr xmlns:wpc="http://schemas.microsoft.com/office/word/2010/wordprocessingCanvas" xmlns:cx="http://schemas.microsoft.com/office/drawing/2014/chartex" xmlns:cx1="http://schemas.microsoft.com/office/drawing/2015/9/8/chartex" xmlns:cx2="http://schemas.microsoft.com/office/drawing/2015/10/21/chartex" xmlns:cx3="http://schemas.microsoft.com/office/drawing/2016/5/9/chartex" xmlns:cx4="http://schemas.microsoft.com/office/drawing/2016/5/10/chartex" xmlns:cx5="http://schemas.microsoft.com/office/drawing/2016/5/11/chartex" xmlns:cx6="http://schemas.microsoft.com/office/drawing/2016/5/12/chartex" xmlns:cx7="http://schemas.microsoft.com/office/drawing/2016/5/13/chartex" xmlns:cx8="http://schemas.microsoft.com/office/drawing/2016/5/14/chartex" xmlns:mc="http://schemas.openxmlformats.org/markup-compatibility/2006" xmlns:aink="http://schemas.microsoft.com/office/drawing/2016/ink" xmlns:am3d="http://schemas.microsoft.com/office/drawing/2017/model3d" xmlns:o="urn:schemas-microsoft-com:office:office" xmlns:r="http://schemas.openxmlformats.org/officeDocument/2006/relationships" xmlns:m="http://schemas.openxmlformats.org/officeDocument/2006/math" xmlns:v="urn:schemas-microsoft-com:vml" xmlns:wp14="http://schemas.microsoft.com/office/word/2010/wordprocessingDrawing" xmlns:wp="http://schemas.openxmlformats.org/drawingml/2006/wordprocessingDrawing" xmlns:w10="urn:schemas-microsoft-com:office:word" xmlns:w="http://schemas.openxmlformats.org/wordprocessingml/2006/main" xmlns:w14="http://schemas.microsoft.com/office/word/2010/wordml" xmlns:w15="http://schemas.microsoft.com/office/word/2012/wordml" xmlns:w16cid="http://schemas.microsoft.com/office/word/2016/wordml/cid" xmlns:w16se="http://schemas.microsoft.com/office/word/2015/wordml/symex" xmlns:wpg="http://schemas.microsoft.com/office/word/2010/wordprocessingGroup" xmlns:wpi="http://schemas.microsoft.com/office/word/2010/wordprocessingInk" xmlns:wne="http://schemas.microsoft.com/office/word/2006/wordml" xmlns:wps="http://schemas.microsoft.com/office/word/2010/wordprocessingShape" mc:Ignorable="w14 w15 w16se w16cid wp14">
+<w:hdr xmlns:wpc="http://schemas.microsoft.com/office/word/2010/wordprocessingCanvas" xmlns:cx="http://schemas.microsoft.com/office/drawing/2014/chartex" xmlns:cx1="http://schemas.microsoft.com/office/drawing/2015/9/8/chartex" xmlns:cx2="http://schemas.microsoft.com/office/drawing/2015/10/21/chartex" xmlns:cx3="http://schemas.microsoft.com/office/drawing/2016/5/9/chartex" xmlns:cx4="http://schemas.microsoft.com/office/drawing/2016/5/10/chartex" xmlns:cx5="http://schemas.microsoft.com/office/drawing/2016/5/11/chartex" xmlns:cx6="http://schemas.microsoft.com/office/drawing/2016/5/12/chartex" xmlns:cx7="http://schemas.microsoft.com/office/drawing/2016/5/13/chartex" xmlns:cx8="http://schemas.microsoft.com/office/drawing/2016/5/14/chartex" xmlns:mc="http://schemas.openxmlformats.org/markup-compatibility/2006" xmlns:aink="http://schemas.microsoft.com/office/drawing/2016/ink" xmlns:am3d="http://schemas.microsoft.com/office/drawing/2017/model3d" xmlns:o="urn:schemas-microsoft-com:office:office" xmlns:r="http://schemas.openxmlformats.org/officeDocument/2006/relationships" xmlns:m="http://schemas.openxmlformats.org/officeDocument/2006/math" xmlns:v="urn:schemas-microsoft-com:vml" xmlns:wp14="http://schemas.microsoft.com/office/word/2010/wordprocessingDrawing" xmlns:wp="http://schemas.openxmlformats.org/drawingml/2006/wordprocessingDrawing" xmlns:w10="urn:schemas-microsoft-com:office:word" xmlns:w="http://schemas.openxmlformats.org/wordprocessingml/2006/main" xmlns:w14="http://schemas.microsoft.com/office/word/2010/wordml" xmlns:w15="http://schemas.microsoft.com/office/word/2012/wordml" xmlns:w16cex="http://schemas.microsoft.com/office/word/2018/wordml/cex" xmlns:w16cid="http://schemas.microsoft.com/office/word/2016/wordml/cid" xmlns:w16="http://schemas.microsoft.com/office/word/2018/wordml" xmlns:w16sdtdh="http://schemas.microsoft.com/office/word/2020/wordml/sdtdatahash" xmlns:w16se="http://schemas.microsoft.com/office/word/2015/wordml/symex" xmlns:wpg="http://schemas.microsoft.com/office/word/2010/wordprocessingGroup" xmlns:wpi="http://schemas.microsoft.com/office/word/2010/wordprocessingInk" xmlns:wne="http://schemas.microsoft.com/office/word/2006/wordml" xmlns:wps="http://schemas.microsoft.com/office/word/2010/wordprocessingShape" mc:Ignorable="w14 w15 w16se w16cid w16 w16cex w16sdtdh wp14">
   <w:p>
     <w:pPr>
       <w:pStyle w:val="lfej"/>
@@ -1561,7 +1523,7 @@
             <w:bCs/>
             <w:color w:val="FFFFFF" w:themeColor="background1"/>
           </w:rPr>
-          <w:t>9</w:t>
+          <w:t>11</w:t>
         </w:r>
         <w:r>
           <w:rPr>
@@ -1626,7 +1588,7 @@
             <w:bCs/>
             <w:color w:val="FFFFFF" w:themeColor="background1"/>
           </w:rPr>
-          <w:t>5</w:t>
+          <w:t>6</w:t>
         </w:r>
         <w:r>
           <w:rPr>
@@ -1642,7 +1604,7 @@
             <w:bCs/>
             <w:color w:val="FFFFFF" w:themeColor="background1"/>
           </w:rPr>
-          <w:t>6</w:t>
+          <w:t>7</w:t>
         </w:r>
       </w:sdtContent>
     </w:sdt>
@@ -1651,7 +1613,7 @@
 </file>
 
 <file path=word/numbering.xml><?xml version="1.0" encoding="utf-8"?>
-<w:numbering xmlns:wpc="http://schemas.microsoft.com/office/word/2010/wordprocessingCanvas" xmlns:cx="http://schemas.microsoft.com/office/drawing/2014/chartex" xmlns:cx1="http://schemas.microsoft.com/office/drawing/2015/9/8/chartex" xmlns:cx2="http://schemas.microsoft.com/office/drawing/2015/10/21/chartex" xmlns:cx3="http://schemas.microsoft.com/office/drawing/2016/5/9/chartex" xmlns:cx4="http://schemas.microsoft.com/office/drawing/2016/5/10/chartex" xmlns:cx5="http://schemas.microsoft.com/office/drawing/2016/5/11/chartex" xmlns:cx6="http://schemas.microsoft.com/office/drawing/2016/5/12/chartex" xmlns:cx7="http://schemas.microsoft.com/office/drawing/2016/5/13/chartex" xmlns:cx8="http://schemas.microsoft.com/office/drawing/2016/5/14/chartex" xmlns:mc="http://schemas.openxmlformats.org/markup-compatibility/2006" xmlns:aink="http://schemas.microsoft.com/office/drawing/2016/ink" xmlns:am3d="http://schemas.microsoft.com/office/drawing/2017/model3d" xmlns:o="urn:schemas-microsoft-com:office:office" xmlns:r="http://schemas.openxmlformats.org/officeDocument/2006/relationships" xmlns:m="http://schemas.openxmlformats.org/officeDocument/2006/math" xmlns:v="urn:schemas-microsoft-com:vml" xmlns:wp14="http://schemas.microsoft.com/office/word/2010/wordprocessingDrawing" xmlns:wp="http://schemas.openxmlformats.org/drawingml/2006/wordprocessingDrawing" xmlns:w10="urn:schemas-microsoft-com:office:word" xmlns:w="http://schemas.openxmlformats.org/wordprocessingml/2006/main" xmlns:w14="http://schemas.microsoft.com/office/word/2010/wordml" xmlns:w15="http://schemas.microsoft.com/office/word/2012/wordml" xmlns:w16cid="http://schemas.microsoft.com/office/word/2016/wordml/cid" xmlns:w16se="http://schemas.microsoft.com/office/word/2015/wordml/symex" xmlns:wpg="http://schemas.microsoft.com/office/word/2010/wordprocessingGroup" xmlns:wpi="http://schemas.microsoft.com/office/word/2010/wordprocessingInk" xmlns:wne="http://schemas.microsoft.com/office/word/2006/wordml" xmlns:wps="http://schemas.microsoft.com/office/word/2010/wordprocessingShape" mc:Ignorable="w14 w15 w16se w16cid wp14">
+<w:numbering xmlns:wpc="http://schemas.microsoft.com/office/word/2010/wordprocessingCanvas" xmlns:cx="http://schemas.microsoft.com/office/drawing/2014/chartex" xmlns:cx1="http://schemas.microsoft.com/office/drawing/2015/9/8/chartex" xmlns:cx2="http://schemas.microsoft.com/office/drawing/2015/10/21/chartex" xmlns:cx3="http://schemas.microsoft.com/office/drawing/2016/5/9/chartex" xmlns:cx4="http://schemas.microsoft.com/office/drawing/2016/5/10/chartex" xmlns:cx5="http://schemas.microsoft.com/office/drawing/2016/5/11/chartex" xmlns:cx6="http://schemas.microsoft.com/office/drawing/2016/5/12/chartex" xmlns:cx7="http://schemas.microsoft.com/office/drawing/2016/5/13/chartex" xmlns:cx8="http://schemas.microsoft.com/office/drawing/2016/5/14/chartex" xmlns:mc="http://schemas.openxmlformats.org/markup-compatibility/2006" xmlns:aink="http://schemas.microsoft.com/office/drawing/2016/ink" xmlns:am3d="http://schemas.microsoft.com/office/drawing/2017/model3d" xmlns:o="urn:schemas-microsoft-com:office:office" xmlns:r="http://schemas.openxmlformats.org/officeDocument/2006/relationships" xmlns:m="http://schemas.openxmlformats.org/officeDocument/2006/math" xmlns:v="urn:schemas-microsoft-com:vml" xmlns:wp14="http://schemas.microsoft.com/office/word/2010/wordprocessingDrawing" xmlns:wp="http://schemas.openxmlformats.org/drawingml/2006/wordprocessingDrawing" xmlns:w10="urn:schemas-microsoft-com:office:word" xmlns:w="http://schemas.openxmlformats.org/wordprocessingml/2006/main" xmlns:w14="http://schemas.microsoft.com/office/word/2010/wordml" xmlns:w15="http://schemas.microsoft.com/office/word/2012/wordml" xmlns:w16cex="http://schemas.microsoft.com/office/word/2018/wordml/cex" xmlns:w16cid="http://schemas.microsoft.com/office/word/2016/wordml/cid" xmlns:w16="http://schemas.microsoft.com/office/word/2018/wordml" xmlns:w16sdtdh="http://schemas.microsoft.com/office/word/2020/wordml/sdtdatahash" xmlns:w16se="http://schemas.microsoft.com/office/word/2015/wordml/symex" xmlns:wpg="http://schemas.microsoft.com/office/word/2010/wordprocessingGroup" xmlns:wpi="http://schemas.microsoft.com/office/word/2010/wordprocessingInk" xmlns:wne="http://schemas.microsoft.com/office/word/2006/wordml" xmlns:wps="http://schemas.microsoft.com/office/word/2010/wordprocessingShape" mc:Ignorable="w14 w15 w16se w16cid w16 w16cex w16sdtdh wp14">
   <w:abstractNum w:abstractNumId="0" w15:restartNumberingAfterBreak="0">
     <w:nsid w:val="16C538BD"/>
     <w:multiLevelType w:val="hybridMultilevel"/>
@@ -2194,7 +2156,7 @@
 </file>
 
 <file path=word/styles.xml><?xml version="1.0" encoding="utf-8"?>
-<w:styles xmlns:mc="http://schemas.openxmlformats.org/markup-compatibility/2006" xmlns:r="http://schemas.openxmlformats.org/officeDocument/2006/relationships" xmlns:w="http://schemas.openxmlformats.org/wordprocessingml/2006/main" xmlns:w14="http://schemas.microsoft.com/office/word/2010/wordml" xmlns:w15="http://schemas.microsoft.com/office/word/2012/wordml" xmlns:w16cid="http://schemas.microsoft.com/office/word/2016/wordml/cid" xmlns:w16se="http://schemas.microsoft.com/office/word/2015/wordml/symex" mc:Ignorable="w14 w15 w16se w16cid">
+<w:styles xmlns:mc="http://schemas.openxmlformats.org/markup-compatibility/2006" xmlns:r="http://schemas.openxmlformats.org/officeDocument/2006/relationships" xmlns:w="http://schemas.openxmlformats.org/wordprocessingml/2006/main" xmlns:w14="http://schemas.microsoft.com/office/word/2010/wordml" xmlns:w15="http://schemas.microsoft.com/office/word/2012/wordml" xmlns:w16cex="http://schemas.microsoft.com/office/word/2018/wordml/cex" xmlns:w16cid="http://schemas.microsoft.com/office/word/2016/wordml/cid" xmlns:w16="http://schemas.microsoft.com/office/word/2018/wordml" xmlns:w16sdtdh="http://schemas.microsoft.com/office/word/2020/wordml/sdtdatahash" xmlns:w16se="http://schemas.microsoft.com/office/word/2015/wordml/symex" mc:Ignorable="w14 w15 w16se w16cid w16 w16cex w16sdtdh">
   <w:docDefaults>
     <w:rPrDefault>
       <w:rPr>
@@ -2208,7 +2170,7 @@
       </w:pPr>
     </w:pPrDefault>
   </w:docDefaults>
-  <w:latentStyles w:defLockedState="0" w:defUIPriority="99" w:defSemiHidden="0" w:defUnhideWhenUsed="0" w:defQFormat="0" w:count="375">
+  <w:latentStyles w:defLockedState="0" w:defUIPriority="99" w:defSemiHidden="0" w:defUnhideWhenUsed="0" w:defQFormat="0" w:count="376">
     <w:lsdException w:name="Normal" w:uiPriority="0" w:qFormat="1"/>
     <w:lsdException w:name="heading 1" w:uiPriority="9" w:qFormat="1"/>
     <w:lsdException w:name="heading 2" w:semiHidden="1" w:uiPriority="9" w:unhideWhenUsed="1" w:qFormat="1"/>
@@ -2584,6 +2546,7 @@
     <w:lsdException w:name="Smart Hyperlink" w:semiHidden="1" w:unhideWhenUsed="1"/>
     <w:lsdException w:name="Hashtag" w:semiHidden="1" w:unhideWhenUsed="1"/>
     <w:lsdException w:name="Unresolved Mention" w:semiHidden="1" w:unhideWhenUsed="1"/>
+    <w:lsdException w:name="Smart Link" w:semiHidden="1" w:unhideWhenUsed="1"/>
   </w:latentStyles>
   <w:style w:type="paragraph" w:default="1" w:styleId="Norml">
     <w:name w:val="Normal"/>
@@ -3731,7 +3694,7 @@
 </file>
 
 <file path=customXml/itemProps1.xml><?xml version="1.0" encoding="utf-8"?>
-<ds:datastoreItem xmlns:ds="http://schemas.openxmlformats.org/officeDocument/2006/customXml" ds:itemID="{0DD53C01-E77F-42C9-96CE-A7931334915E}">
+<ds:datastoreItem xmlns:ds="http://schemas.openxmlformats.org/officeDocument/2006/customXml" ds:itemID="{5729A80D-5450-4D03-931B-D4B29F1BBA1C}">
   <ds:schemaRefs>
     <ds:schemaRef ds:uri="http://schemas.openxmlformats.org/officeDocument/2006/bibliography"/>
   </ds:schemaRefs>
